--- a/Lucky Lao/23BMAT019-GE-CS.docx
+++ b/Lucky Lao/23BMAT019-GE-CS.docx
@@ -225,10 +225,10 @@
             <v:path o:extrusionok="f" gradientshapeok="t" o:connecttype="rect"/>
             <o:lock v:ext="edit" aspectratio="t"/>
           </v:shapetype>
-          <v:shape id="_x0000_i1048" type="#_x0000_t75" style="width:468pt;height:220.5pt" o:ole="">
+          <v:shape id="_x0000_i1025" type="#_x0000_t75" style="width:468pt;height:220.5pt" o:ole="">
             <v:imagedata r:id="rId8" o:title=""/>
           </v:shape>
-          <o:OLEObject Type="Embed" ProgID="Word.OpenDocumentText.12" ShapeID="_x0000_i1048" DrawAspect="Content" ObjectID="_1760962082" r:id="rId9"/>
+          <o:OLEObject Type="Embed" ProgID="Word.OpenDocumentText.12" ShapeID="_x0000_i1025" DrawAspect="Content" ObjectID="_1761061531" r:id="rId9"/>
         </w:object>
       </w:r>
       <w:r>
@@ -371,10 +371,10 @@
           <w:sz w:val="28"/>
         </w:rPr>
         <w:object w:dxaOrig="9360" w:dyaOrig="4661">
-          <v:shape id="_x0000_i1025" type="#_x0000_t75" style="width:468pt;height:233.25pt" o:ole="">
+          <v:shape id="_x0000_i1026" type="#_x0000_t75" style="width:468pt;height:233.25pt" o:ole="">
             <v:imagedata r:id="rId11" o:title=""/>
           </v:shape>
-          <o:OLEObject Type="Embed" ProgID="Word.OpenDocumentText.12" ShapeID="_x0000_i1025" DrawAspect="Content" ObjectID="_1760962083" r:id="rId12"/>
+          <o:OLEObject Type="Embed" ProgID="Word.OpenDocumentText.12" ShapeID="_x0000_i1026" DrawAspect="Content" ObjectID="_1761061532" r:id="rId12"/>
         </w:object>
       </w:r>
       <w:r>
@@ -480,10 +480,10 @@
           <w:sz w:val="28"/>
         </w:rPr>
         <w:object w:dxaOrig="9360" w:dyaOrig="7101">
-          <v:shape id="_x0000_i1026" type="#_x0000_t75" style="width:468pt;height:354.75pt" o:ole="">
+          <v:shape id="_x0000_i1027" type="#_x0000_t75" style="width:468pt;height:354.75pt" o:ole="">
             <v:imagedata r:id="rId14" o:title=""/>
           </v:shape>
-          <o:OLEObject Type="Embed" ProgID="Word.OpenDocumentText.12" ShapeID="_x0000_i1026" DrawAspect="Content" ObjectID="_1760962084" r:id="rId15"/>
+          <o:OLEObject Type="Embed" ProgID="Word.OpenDocumentText.12" ShapeID="_x0000_i1027" DrawAspect="Content" ObjectID="_1761061533" r:id="rId15"/>
         </w:object>
       </w:r>
       <w:r>
@@ -589,10 +589,10 @@
           <w:sz w:val="28"/>
         </w:rPr>
         <w:object w:dxaOrig="9360" w:dyaOrig="7588">
-          <v:shape id="_x0000_i1027" type="#_x0000_t75" style="width:468pt;height:379.5pt" o:ole="">
+          <v:shape id="_x0000_i1028" type="#_x0000_t75" style="width:468pt;height:379.5pt" o:ole="">
             <v:imagedata r:id="rId17" o:title=""/>
           </v:shape>
-          <o:OLEObject Type="Embed" ProgID="Word.OpenDocumentText.12" ShapeID="_x0000_i1027" DrawAspect="Content" ObjectID="_1760962085" r:id="rId18"/>
+          <o:OLEObject Type="Embed" ProgID="Word.OpenDocumentText.12" ShapeID="_x0000_i1028" DrawAspect="Content" ObjectID="_1761061534" r:id="rId18"/>
         </w:object>
       </w:r>
       <w:r>
@@ -746,10 +746,10 @@
           <w:sz w:val="28"/>
         </w:rPr>
         <w:object w:dxaOrig="9360" w:dyaOrig="4173">
-          <v:shape id="_x0000_i1028" type="#_x0000_t75" style="width:468pt;height:208.5pt" o:ole="">
+          <v:shape id="_x0000_i1029" type="#_x0000_t75" style="width:468pt;height:208.5pt" o:ole="">
             <v:imagedata r:id="rId21" o:title=""/>
           </v:shape>
-          <o:OLEObject Type="Embed" ProgID="Word.OpenDocumentText.12" ShapeID="_x0000_i1028" DrawAspect="Content" ObjectID="_1760962086" r:id="rId22"/>
+          <o:OLEObject Type="Embed" ProgID="Word.OpenDocumentText.12" ShapeID="_x0000_i1029" DrawAspect="Content" ObjectID="_1761061535" r:id="rId22"/>
         </w:object>
       </w:r>
     </w:p>
@@ -882,10 +882,10 @@
           <w:sz w:val="28"/>
         </w:rPr>
         <w:object w:dxaOrig="9360" w:dyaOrig="2709">
-          <v:shape id="_x0000_i1029" type="#_x0000_t75" style="width:468pt;height:135.75pt" o:ole="">
+          <v:shape id="_x0000_i1030" type="#_x0000_t75" style="width:468pt;height:135.75pt" o:ole="">
             <v:imagedata r:id="rId24" o:title=""/>
           </v:shape>
-          <o:OLEObject Type="Embed" ProgID="Word.OpenDocumentText.12" ShapeID="_x0000_i1029" DrawAspect="Content" ObjectID="_1760962087" r:id="rId25"/>
+          <o:OLEObject Type="Embed" ProgID="Word.OpenDocumentText.12" ShapeID="_x0000_i1030" DrawAspect="Content" ObjectID="_1761061536" r:id="rId25"/>
         </w:object>
       </w:r>
       <w:r>
@@ -1018,10 +1018,10 @@
           <w:sz w:val="28"/>
         </w:rPr>
         <w:object w:dxaOrig="9360" w:dyaOrig="2709">
-          <v:shape id="_x0000_i1030" type="#_x0000_t75" style="width:468pt;height:135.75pt" o:ole="">
+          <v:shape id="_x0000_i1031" type="#_x0000_t75" style="width:468pt;height:135.75pt" o:ole="">
             <v:imagedata r:id="rId27" o:title=""/>
           </v:shape>
-          <o:OLEObject Type="Embed" ProgID="Word.OpenDocumentText.12" ShapeID="_x0000_i1030" DrawAspect="Content" ObjectID="_1760962088" r:id="rId28"/>
+          <o:OLEObject Type="Embed" ProgID="Word.OpenDocumentText.12" ShapeID="_x0000_i1031" DrawAspect="Content" ObjectID="_1761061537" r:id="rId28"/>
         </w:object>
       </w:r>
       <w:r>
@@ -1134,10 +1134,10 @@
           <w:sz w:val="28"/>
         </w:rPr>
         <w:object w:dxaOrig="9360" w:dyaOrig="8565">
-          <v:shape id="_x0000_i1031" type="#_x0000_t75" style="width:468pt;height:428.25pt" o:ole="">
+          <v:shape id="_x0000_i1032" type="#_x0000_t75" style="width:468pt;height:428.25pt" o:ole="">
             <v:imagedata r:id="rId30" o:title=""/>
           </v:shape>
-          <o:OLEObject Type="Embed" ProgID="Word.OpenDocumentText.12" ShapeID="_x0000_i1031" DrawAspect="Content" ObjectID="_1760962089" r:id="rId31"/>
+          <o:OLEObject Type="Embed" ProgID="Word.OpenDocumentText.12" ShapeID="_x0000_i1032" DrawAspect="Content" ObjectID="_1761061538" r:id="rId31"/>
         </w:object>
       </w:r>
       <w:r>
@@ -1278,10 +1278,10 @@
           <w:sz w:val="28"/>
         </w:rPr>
         <w:object w:dxaOrig="9360" w:dyaOrig="1489">
-          <v:shape id="_x0000_i1032" type="#_x0000_t75" style="width:468pt;height:74.25pt" o:ole="">
+          <v:shape id="_x0000_i1033" type="#_x0000_t75" style="width:468pt;height:74.25pt" o:ole="">
             <v:imagedata r:id="rId33" o:title=""/>
           </v:shape>
-          <o:OLEObject Type="Embed" ProgID="Word.OpenDocumentText.12" ShapeID="_x0000_i1032" DrawAspect="Content" ObjectID="_1760962090" r:id="rId34"/>
+          <o:OLEObject Type="Embed" ProgID="Word.OpenDocumentText.12" ShapeID="_x0000_i1033" DrawAspect="Content" ObjectID="_1761061539" r:id="rId34"/>
         </w:object>
       </w:r>
       <w:r>
@@ -1396,10 +1396,10 @@
           <w:sz w:val="28"/>
         </w:rPr>
         <w:object w:dxaOrig="9360" w:dyaOrig="1733">
-          <v:shape id="_x0000_i1033" type="#_x0000_t75" style="width:468pt;height:87pt" o:ole="">
+          <v:shape id="_x0000_i1034" type="#_x0000_t75" style="width:468pt;height:87pt" o:ole="">
             <v:imagedata r:id="rId36" o:title=""/>
           </v:shape>
-          <o:OLEObject Type="Embed" ProgID="Word.OpenDocumentText.12" ShapeID="_x0000_i1033" DrawAspect="Content" ObjectID="_1760962091" r:id="rId37"/>
+          <o:OLEObject Type="Embed" ProgID="Word.OpenDocumentText.12" ShapeID="_x0000_i1034" DrawAspect="Content" ObjectID="_1761061540" r:id="rId37"/>
         </w:object>
       </w:r>
       <w:r>
@@ -1512,10 +1512,10 @@
           <w:sz w:val="28"/>
         </w:rPr>
         <w:object w:dxaOrig="9360" w:dyaOrig="1489">
-          <v:shape id="_x0000_i1034" type="#_x0000_t75" style="width:468pt;height:74.25pt" o:ole="">
+          <v:shape id="_x0000_i1035" type="#_x0000_t75" style="width:468pt;height:74.25pt" o:ole="">
             <v:imagedata r:id="rId39" o:title=""/>
           </v:shape>
-          <o:OLEObject Type="Embed" ProgID="Word.OpenDocumentText.12" ShapeID="_x0000_i1034" DrawAspect="Content" ObjectID="_1760962092" r:id="rId40"/>
+          <o:OLEObject Type="Embed" ProgID="Word.OpenDocumentText.12" ShapeID="_x0000_i1035" DrawAspect="Content" ObjectID="_1761061541" r:id="rId40"/>
         </w:object>
       </w:r>
       <w:r>
@@ -1630,10 +1630,10 @@
           <w:sz w:val="28"/>
         </w:rPr>
         <w:object w:dxaOrig="9360" w:dyaOrig="1489">
-          <v:shape id="_x0000_i1035" type="#_x0000_t75" style="width:468pt;height:74.25pt" o:ole="">
+          <v:shape id="_x0000_i1036" type="#_x0000_t75" style="width:468pt;height:74.25pt" o:ole="">
             <v:imagedata r:id="rId42" o:title=""/>
           </v:shape>
-          <o:OLEObject Type="Embed" ProgID="Word.OpenDocumentText.12" ShapeID="_x0000_i1035" DrawAspect="Content" ObjectID="_1760962093" r:id="rId43"/>
+          <o:OLEObject Type="Embed" ProgID="Word.OpenDocumentText.12" ShapeID="_x0000_i1036" DrawAspect="Content" ObjectID="_1761061542" r:id="rId43"/>
         </w:object>
       </w:r>
       <w:r>
@@ -1733,10 +1733,10 @@
           <w:sz w:val="28"/>
         </w:rPr>
         <w:object w:dxaOrig="9360" w:dyaOrig="3441">
-          <v:shape id="_x0000_i1036" type="#_x0000_t75" style="width:468pt;height:171.75pt" o:ole="">
+          <v:shape id="_x0000_i1037" type="#_x0000_t75" style="width:468pt;height:171.75pt" o:ole="">
             <v:imagedata r:id="rId45" o:title=""/>
           </v:shape>
-          <o:OLEObject Type="Embed" ProgID="Word.OpenDocumentText.12" ShapeID="_x0000_i1036" DrawAspect="Content" ObjectID="_1760962094" r:id="rId46"/>
+          <o:OLEObject Type="Embed" ProgID="Word.OpenDocumentText.12" ShapeID="_x0000_i1037" DrawAspect="Content" ObjectID="_1761061543" r:id="rId46"/>
         </w:object>
       </w:r>
       <w:r>
@@ -1859,10 +1859,10 @@
           <w:szCs w:val="20"/>
         </w:rPr>
         <w:object w:dxaOrig="9360" w:dyaOrig="5393">
-          <v:shape id="_x0000_i1037" type="#_x0000_t75" style="width:468pt;height:270pt" o:ole="">
+          <v:shape id="_x0000_i1038" type="#_x0000_t75" style="width:468pt;height:270pt" o:ole="">
             <v:imagedata r:id="rId48" o:title=""/>
           </v:shape>
-          <o:OLEObject Type="Embed" ProgID="Word.OpenDocumentText.12" ShapeID="_x0000_i1037" DrawAspect="Content" ObjectID="_1760962095" r:id="rId49"/>
+          <o:OLEObject Type="Embed" ProgID="Word.OpenDocumentText.12" ShapeID="_x0000_i1038" DrawAspect="Content" ObjectID="_1761061544" r:id="rId49"/>
         </w:object>
       </w:r>
       <w:r>
@@ -1990,10 +1990,10 @@
           <w:sz w:val="28"/>
         </w:rPr>
         <w:object w:dxaOrig="9360" w:dyaOrig="2953">
-          <v:shape id="_x0000_i1038" type="#_x0000_t75" style="width:468pt;height:147.75pt" o:ole="">
+          <v:shape id="_x0000_i1039" type="#_x0000_t75" style="width:468pt;height:147.75pt" o:ole="">
             <v:imagedata r:id="rId51" o:title=""/>
           </v:shape>
-          <o:OLEObject Type="Embed" ProgID="Word.OpenDocumentText.12" ShapeID="_x0000_i1038" DrawAspect="Content" ObjectID="_1760962096" r:id="rId52"/>
+          <o:OLEObject Type="Embed" ProgID="Word.OpenDocumentText.12" ShapeID="_x0000_i1039" DrawAspect="Content" ObjectID="_1761061545" r:id="rId52"/>
         </w:object>
       </w:r>
       <w:r>
@@ -2099,10 +2099,10 @@
           <w:sz w:val="28"/>
         </w:rPr>
         <w:object w:dxaOrig="9360" w:dyaOrig="1976">
-          <v:shape id="_x0000_i1039" type="#_x0000_t75" style="width:468pt;height:99pt" o:ole="">
+          <v:shape id="_x0000_i1040" type="#_x0000_t75" style="width:468pt;height:99pt" o:ole="">
             <v:imagedata r:id="rId54" o:title=""/>
           </v:shape>
-          <o:OLEObject Type="Embed" ProgID="Word.OpenDocumentText.12" ShapeID="_x0000_i1039" DrawAspect="Content" ObjectID="_1760962097" r:id="rId55"/>
+          <o:OLEObject Type="Embed" ProgID="Word.OpenDocumentText.12" ShapeID="_x0000_i1040" DrawAspect="Content" ObjectID="_1761061546" r:id="rId55"/>
         </w:object>
       </w:r>
       <w:r>
@@ -2229,11 +2229,11 @@
           <w:rFonts w:ascii="Cambria Math" w:hAnsi="Cambria Math"/>
           <w:sz w:val="28"/>
         </w:rPr>
-        <w:object w:dxaOrig="9360" w:dyaOrig="4661">
-          <v:shape id="_x0000_i1040" type="#_x0000_t75" style="width:468pt;height:233.25pt" o:ole="">
+        <w:object w:dxaOrig="9360" w:dyaOrig="5124">
+          <v:shape id="_x0000_i1041" type="#_x0000_t75" style="width:468pt;height:256.5pt" o:ole="">
             <v:imagedata r:id="rId57" o:title=""/>
           </v:shape>
-          <o:OLEObject Type="Embed" ProgID="Word.OpenDocumentText.12" ShapeID="_x0000_i1040" DrawAspect="Content" ObjectID="_1760962098" r:id="rId58"/>
+          <o:OLEObject Type="Embed" ProgID="Word.OpenDocumentText.12" ShapeID="_x0000_i1041" DrawAspect="Content" ObjectID="_1761061547" r:id="rId58"/>
         </w:object>
       </w:r>
       <w:r>
@@ -2241,9 +2241,9 @@
           <w:noProof/>
         </w:rPr>
         <w:drawing>
-          <wp:inline distT="0" distB="0" distL="0" distR="0" wp14:anchorId="01BF1938" wp14:editId="2F0A029A">
-            <wp:extent cx="2152650" cy="676275"/>
-            <wp:effectExtent l="0" t="0" r="0" b="9525"/>
+          <wp:inline distT="0" distB="0" distL="0" distR="0" wp14:anchorId="5904A3AF" wp14:editId="22084D90">
+            <wp:extent cx="2066925" cy="723900"/>
+            <wp:effectExtent l="0" t="0" r="9525" b="0"/>
             <wp:docPr id="7" name="Picture 7"/>
             <wp:cNvGraphicFramePr>
               <a:graphicFrameLocks xmlns:a="http://schemas.openxmlformats.org/drawingml/2006/main" noChangeAspect="1"/>
@@ -2264,7 +2264,7 @@
                   <pic:spPr>
                     <a:xfrm>
                       <a:off x="0" y="0"/>
-                      <a:ext cx="2152650" cy="676275"/>
+                      <a:ext cx="2066925" cy="723900"/>
                     </a:xfrm>
                     <a:prstGeom prst="rect">
                       <a:avLst/>
@@ -2337,11 +2337,11 @@
           <w:rFonts w:ascii="Cambria Math" w:hAnsi="Cambria Math"/>
           <w:sz w:val="28"/>
         </w:rPr>
-        <w:object w:dxaOrig="9360" w:dyaOrig="3441">
-          <v:shape id="_x0000_i1041" type="#_x0000_t75" style="width:468pt;height:171.75pt" o:ole="">
+        <w:object w:dxaOrig="9360" w:dyaOrig="3904">
+          <v:shape id="_x0000_i1042" type="#_x0000_t75" style="width:468pt;height:195pt" o:ole="">
             <v:imagedata r:id="rId60" o:title=""/>
           </v:shape>
-          <o:OLEObject Type="Embed" ProgID="Word.OpenDocumentText.12" ShapeID="_x0000_i1041" DrawAspect="Content" ObjectID="_1760962099" r:id="rId61"/>
+          <o:OLEObject Type="Embed" ProgID="Word.OpenDocumentText.12" ShapeID="_x0000_i1042" DrawAspect="Content" ObjectID="_1761061548" r:id="rId61"/>
         </w:object>
       </w:r>
       <w:r>
@@ -2349,10 +2349,10 @@
           <w:noProof/>
         </w:rPr>
         <w:drawing>
-          <wp:inline distT="0" distB="0" distL="0" distR="0" wp14:anchorId="34C851C3" wp14:editId="7C2D2802">
-            <wp:extent cx="5724525" cy="1809750"/>
-            <wp:effectExtent l="0" t="0" r="9525" b="0"/>
-            <wp:docPr id="9" name="Picture 9"/>
+          <wp:inline distT="0" distB="0" distL="0" distR="0" wp14:anchorId="2F5155B4" wp14:editId="7F67EE02">
+            <wp:extent cx="5943600" cy="1149350"/>
+            <wp:effectExtent l="0" t="0" r="0" b="0"/>
+            <wp:docPr id="8" name="Picture 8"/>
             <wp:cNvGraphicFramePr>
               <a:graphicFrameLocks xmlns:a="http://schemas.openxmlformats.org/drawingml/2006/main" noChangeAspect="1"/>
             </wp:cNvGraphicFramePr>
@@ -2372,7 +2372,7 @@
                   <pic:spPr>
                     <a:xfrm>
                       <a:off x="0" y="0"/>
-                      <a:ext cx="5724525" cy="1809750"/>
+                      <a:ext cx="5943600" cy="1149350"/>
                     </a:xfrm>
                     <a:prstGeom prst="rect">
                       <a:avLst/>
@@ -2445,11 +2445,11 @@
           <w:rFonts w:ascii="Cambria Math" w:hAnsi="Cambria Math"/>
           <w:sz w:val="28"/>
         </w:rPr>
-        <w:object w:dxaOrig="9360" w:dyaOrig="2709">
-          <v:shape id="_x0000_i1047" type="#_x0000_t75" style="width:468pt;height:135.75pt" o:ole="">
+        <w:object w:dxaOrig="9360" w:dyaOrig="3172">
+          <v:shape id="_x0000_i1043" type="#_x0000_t75" style="width:468pt;height:159pt" o:ole="">
             <v:imagedata r:id="rId63" o:title=""/>
           </v:shape>
-          <o:OLEObject Type="Embed" ProgID="Word.OpenDocumentText.12" ShapeID="_x0000_i1047" DrawAspect="Content" ObjectID="_1760962100" r:id="rId64"/>
+          <o:OLEObject Type="Embed" ProgID="Word.OpenDocumentText.12" ShapeID="_x0000_i1043" DrawAspect="Content" ObjectID="_1761061549" r:id="rId64"/>
         </w:object>
       </w:r>
       <w:r>
@@ -2457,10 +2457,10 @@
           <w:noProof/>
         </w:rPr>
         <w:drawing>
-          <wp:inline distT="0" distB="0" distL="0" distR="0" wp14:anchorId="0D4BC1BA" wp14:editId="5EE867C0">
-            <wp:extent cx="5800725" cy="4019550"/>
-            <wp:effectExtent l="0" t="0" r="9525" b="0"/>
-            <wp:docPr id="8" name="Picture 8"/>
+          <wp:inline distT="0" distB="0" distL="0" distR="0" wp14:anchorId="518A8CA6" wp14:editId="587DA628">
+            <wp:extent cx="5943600" cy="1656715"/>
+            <wp:effectExtent l="0" t="0" r="0" b="635"/>
+            <wp:docPr id="9" name="Picture 9"/>
             <wp:cNvGraphicFramePr>
               <a:graphicFrameLocks xmlns:a="http://schemas.openxmlformats.org/drawingml/2006/main" noChangeAspect="1"/>
             </wp:cNvGraphicFramePr>
@@ -2480,7 +2480,7 @@
                   <pic:spPr>
                     <a:xfrm>
                       <a:off x="0" y="0"/>
-                      <a:ext cx="5800725" cy="4019550"/>
+                      <a:ext cx="5943600" cy="1656715"/>
                     </a:xfrm>
                     <a:prstGeom prst="rect">
                       <a:avLst/>
@@ -2531,73 +2531,51 @@
     </w:p>
     <w:p>
       <w:pPr>
-        <w:rPr>
-          <w:rFonts w:ascii="Cambria Math" w:hAnsi="Cambria Math"/>
-          <w:sz w:val="28"/>
-        </w:rPr>
-      </w:pPr>
-      <w:r>
-        <w:rPr>
-          <w:rFonts w:ascii="Cambria Math" w:hAnsi="Cambria Math"/>
-          <w:sz w:val="28"/>
-        </w:rPr>
-        <w:br w:type="page"/>
-      </w:r>
-    </w:p>
-    <w:p>
-      <w:pPr>
-        <w:rPr>
-          <w:rFonts w:ascii="Cambria Math" w:hAnsi="Cambria Math"/>
-          <w:sz w:val="28"/>
-        </w:rPr>
-      </w:pPr>
-      <w:r>
-        <w:rPr>
-          <w:rFonts w:ascii="Cambria Math" w:hAnsi="Cambria Math"/>
-          <w:sz w:val="28"/>
-        </w:rPr>
-        <w:lastRenderedPageBreak/>
-        <w:t>Q10. Write a function that prints a dictionary where the keys are numbers between 1 and 5 and the values are cubes of the keys.</w:t>
-      </w:r>
-    </w:p>
-    <w:bookmarkStart w:id="19" w:name="_MON_1760464893"/>
+        <w:pStyle w:val="ListParagraph"/>
+        <w:rPr>
+          <w:rFonts w:ascii="Cambria Math" w:hAnsi="Cambria Math"/>
+          <w:sz w:val="28"/>
+        </w:rPr>
+      </w:pPr>
+    </w:p>
+    <w:bookmarkStart w:id="19" w:name="_MON_1761060554"/>
     <w:bookmarkEnd w:id="19"/>
     <w:p>
       <w:pPr>
-        <w:rPr>
-          <w:rFonts w:ascii="Cambria Math" w:hAnsi="Cambria Math"/>
-          <w:noProof/>
-        </w:rPr>
-      </w:pPr>
-      <w:r>
-        <w:rPr>
-          <w:rFonts w:ascii="Cambria Math" w:hAnsi="Cambria Math"/>
-          <w:sz w:val="28"/>
-        </w:rPr>
-        <w:object w:dxaOrig="9360" w:dyaOrig="2953">
-          <v:shape id="_x0000_i1042" type="#_x0000_t75" style="width:468pt;height:147.75pt" o:ole="">
+        <w:pStyle w:val="ListParagraph"/>
+        <w:rPr>
+          <w:rFonts w:ascii="Cambria Math" w:hAnsi="Cambria Math"/>
+          <w:sz w:val="28"/>
+        </w:rPr>
+      </w:pPr>
+      <w:r>
+        <w:rPr>
+          <w:rFonts w:ascii="Cambria Math" w:hAnsi="Cambria Math"/>
+          <w:sz w:val="28"/>
+        </w:rPr>
+        <w:object w:dxaOrig="9360" w:dyaOrig="4636">
+          <v:shape id="_x0000_i1044" type="#_x0000_t75" style="width:468pt;height:231.75pt" o:ole="">
             <v:imagedata r:id="rId66" o:title=""/>
           </v:shape>
-          <o:OLEObject Type="Embed" ProgID="Word.OpenDocumentText.12" ShapeID="_x0000_i1042" DrawAspect="Content" ObjectID="_1760962101" r:id="rId67"/>
+          <o:OLEObject Type="Embed" ProgID="Word.OpenDocumentText.12" ShapeID="_x0000_i1044" DrawAspect="Content" ObjectID="_1761061550" r:id="rId67"/>
         </w:object>
       </w:r>
       <w:r>
         <w:rPr>
           <w:rFonts w:ascii="Cambria Math" w:hAnsi="Cambria Math"/>
-          <w:noProof/>
-        </w:rPr>
-        <w:t xml:space="preserve"> </w:t>
-      </w:r>
-      <w:r>
-        <w:rPr>
-          <w:rFonts w:ascii="Cambria Math" w:hAnsi="Cambria Math"/>
+          <w:sz w:val="28"/>
+        </w:rPr>
+        <w:t>(No Output in Terminal) Result:</w:t>
+      </w:r>
+      <w:r>
+        <w:rPr>
           <w:noProof/>
         </w:rPr>
         <w:drawing>
-          <wp:inline distT="0" distB="0" distL="0" distR="0" wp14:anchorId="50CED59A" wp14:editId="29E54BA4">
-            <wp:extent cx="3171825" cy="371475"/>
-            <wp:effectExtent l="0" t="0" r="9525" b="9525"/>
-            <wp:docPr id="26" name="Picture 26"/>
+          <wp:inline distT="0" distB="0" distL="0" distR="0" wp14:anchorId="7EE313D1" wp14:editId="1B3C53ED">
+            <wp:extent cx="5943600" cy="1801495"/>
+            <wp:effectExtent l="0" t="0" r="0" b="8255"/>
+            <wp:docPr id="32" name="Picture 32"/>
             <wp:cNvGraphicFramePr>
               <a:graphicFrameLocks xmlns:a="http://schemas.openxmlformats.org/drawingml/2006/main" noChangeAspect="1"/>
             </wp:cNvGraphicFramePr>
@@ -2617,7 +2595,7 @@
                   <pic:spPr>
                     <a:xfrm>
                       <a:off x="0" y="0"/>
-                      <a:ext cx="3171825" cy="371475"/>
+                      <a:ext cx="5943600" cy="1801495"/>
                     </a:xfrm>
                     <a:prstGeom prst="rect">
                       <a:avLst/>
@@ -2634,72 +2612,52 @@
       <w:pPr>
         <w:rPr>
           <w:rFonts w:ascii="Cambria Math" w:hAnsi="Cambria Math"/>
-          <w:noProof/>
-          <w:sz w:val="28"/>
-        </w:rPr>
-      </w:pPr>
-      <w:r>
-        <w:rPr>
-          <w:rFonts w:ascii="Cambria Math" w:hAnsi="Cambria Math"/>
-          <w:noProof/>
-          <w:sz w:val="28"/>
-        </w:rPr>
-        <w:t>Q11. Consider a tuple t1=(1, 2, 5, 7, 9, 2, 4, 6, 8, 10). WAP to perform following operations:</w:t>
-      </w:r>
-    </w:p>
-    <w:p>
-      <w:pPr>
-        <w:pStyle w:val="ListParagraph"/>
-        <w:numPr>
-          <w:ilvl w:val="0"/>
-          <w:numId w:val="6"/>
-        </w:numPr>
-        <w:rPr>
-          <w:rFonts w:ascii="Cambria Math" w:hAnsi="Cambria Math"/>
-          <w:noProof/>
-          <w:sz w:val="28"/>
-        </w:rPr>
-      </w:pPr>
-      <w:r>
-        <w:rPr>
-          <w:rFonts w:ascii="Cambria Math" w:hAnsi="Cambria Math"/>
-          <w:noProof/>
-          <w:sz w:val="28"/>
-        </w:rPr>
-        <w:t>Print half the values of the tuple in one line and the other half in the next line.</w:t>
-      </w:r>
-    </w:p>
-    <w:p>
-      <w:pPr>
-        <w:pStyle w:val="ListParagraph"/>
-        <w:rPr>
-          <w:rFonts w:ascii="Cambria Math" w:hAnsi="Cambria Math"/>
-          <w:noProof/>
-          <w:sz w:val="28"/>
-        </w:rPr>
-      </w:pPr>
-    </w:p>
-    <w:bookmarkStart w:id="20" w:name="_MON_1760465071"/>
+          <w:sz w:val="28"/>
+        </w:rPr>
+      </w:pPr>
+      <w:r>
+        <w:rPr>
+          <w:rFonts w:ascii="Cambria Math" w:hAnsi="Cambria Math"/>
+          <w:sz w:val="28"/>
+        </w:rPr>
+        <w:br w:type="page"/>
+      </w:r>
+    </w:p>
+    <w:p>
+      <w:pPr>
+        <w:rPr>
+          <w:rFonts w:ascii="Cambria Math" w:hAnsi="Cambria Math"/>
+          <w:sz w:val="28"/>
+        </w:rPr>
+      </w:pPr>
+      <w:r>
+        <w:rPr>
+          <w:rFonts w:ascii="Cambria Math" w:hAnsi="Cambria Math"/>
+          <w:sz w:val="28"/>
+        </w:rPr>
+        <w:lastRenderedPageBreak/>
+        <w:t>Q10. Write a function that prints a dictionary where the keys are numbers between 1 and 5 and the values are cubes of the keys.</w:t>
+      </w:r>
+    </w:p>
+    <w:bookmarkStart w:id="20" w:name="_MON_1760464893"/>
     <w:bookmarkEnd w:id="20"/>
     <w:p>
       <w:pPr>
-        <w:pStyle w:val="ListParagraph"/>
-        <w:rPr>
-          <w:rFonts w:ascii="Cambria Math" w:hAnsi="Cambria Math"/>
-          <w:noProof/>
-        </w:rPr>
-      </w:pPr>
-      <w:r>
-        <w:rPr>
-          <w:rFonts w:ascii="Cambria Math" w:hAnsi="Cambria Math"/>
-          <w:noProof/>
-          <w:sz w:val="28"/>
-        </w:rPr>
-        <w:object w:dxaOrig="9360" w:dyaOrig="1733">
-          <v:shape id="_x0000_i1043" type="#_x0000_t75" style="width:468pt;height:87pt" o:ole="">
+        <w:rPr>
+          <w:rFonts w:ascii="Cambria Math" w:hAnsi="Cambria Math"/>
+          <w:noProof/>
+        </w:rPr>
+      </w:pPr>
+      <w:r>
+        <w:rPr>
+          <w:rFonts w:ascii="Cambria Math" w:hAnsi="Cambria Math"/>
+          <w:sz w:val="28"/>
+        </w:rPr>
+        <w:object w:dxaOrig="9360" w:dyaOrig="2953">
+          <v:shape id="_x0000_i1045" type="#_x0000_t75" style="width:468pt;height:147.75pt" o:ole="">
             <v:imagedata r:id="rId69" o:title=""/>
           </v:shape>
-          <o:OLEObject Type="Embed" ProgID="Word.OpenDocumentText.12" ShapeID="_x0000_i1043" DrawAspect="Content" ObjectID="_1760962102" r:id="rId70"/>
+          <o:OLEObject Type="Embed" ProgID="Word.OpenDocumentText.12" ShapeID="_x0000_i1045" DrawAspect="Content" ObjectID="_1761061551" r:id="rId70"/>
         </w:object>
       </w:r>
       <w:r>
@@ -2715,10 +2673,10 @@
           <w:noProof/>
         </w:rPr>
         <w:drawing>
-          <wp:inline distT="0" distB="0" distL="0" distR="0" wp14:anchorId="5C938C1F" wp14:editId="23736E49">
-            <wp:extent cx="5181600" cy="609600"/>
-            <wp:effectExtent l="0" t="0" r="0" b="0"/>
-            <wp:docPr id="27" name="Picture 27"/>
+          <wp:inline distT="0" distB="0" distL="0" distR="0" wp14:anchorId="50CED59A" wp14:editId="29E54BA4">
+            <wp:extent cx="3171825" cy="371475"/>
+            <wp:effectExtent l="0" t="0" r="9525" b="9525"/>
+            <wp:docPr id="26" name="Picture 26"/>
             <wp:cNvGraphicFramePr>
               <a:graphicFrameLocks xmlns:a="http://schemas.openxmlformats.org/drawingml/2006/main" noChangeAspect="1"/>
             </wp:cNvGraphicFramePr>
@@ -2738,7 +2696,7 @@
                   <pic:spPr>
                     <a:xfrm>
                       <a:off x="0" y="0"/>
-                      <a:ext cx="5181600" cy="609600"/>
+                      <a:ext cx="3171825" cy="371475"/>
                     </a:xfrm>
                     <a:prstGeom prst="rect">
                       <a:avLst/>
@@ -2756,14 +2714,16 @@
         <w:rPr>
           <w:rFonts w:ascii="Cambria Math" w:hAnsi="Cambria Math"/>
           <w:noProof/>
-        </w:rPr>
-      </w:pPr>
-      <w:r>
-        <w:rPr>
-          <w:rFonts w:ascii="Cambria Math" w:hAnsi="Cambria Math"/>
-          <w:noProof/>
-        </w:rPr>
-        <w:br w:type="page"/>
+          <w:sz w:val="28"/>
+        </w:rPr>
+      </w:pPr>
+      <w:r>
+        <w:rPr>
+          <w:rFonts w:ascii="Cambria Math" w:hAnsi="Cambria Math"/>
+          <w:noProof/>
+          <w:sz w:val="28"/>
+        </w:rPr>
+        <w:t>Q11. Consider a tuple t1=(1, 2, 5, 7, 9, 2, 4, 6, 8, 10). WAP to perform following operations:</w:t>
       </w:r>
     </w:p>
     <w:p>
@@ -2785,21 +2745,20 @@
           <w:noProof/>
           <w:sz w:val="28"/>
         </w:rPr>
-        <w:lastRenderedPageBreak/>
-        <w:t>Print another tuple whose values are even numbers in the given tuple.</w:t>
-      </w:r>
-    </w:p>
-    <w:p>
-      <w:pPr>
-        <w:pStyle w:val="ListParagraph"/>
-        <w:rPr>
-          <w:rFonts w:ascii="Cambria Math" w:hAnsi="Cambria Math"/>
-          <w:noProof/>
-          <w:sz w:val="28"/>
-        </w:rPr>
-      </w:pPr>
-    </w:p>
-    <w:bookmarkStart w:id="21" w:name="_MON_1760465318"/>
+        <w:t>Print half the values of the tuple in one line and the other half in the next line.</w:t>
+      </w:r>
+    </w:p>
+    <w:p>
+      <w:pPr>
+        <w:pStyle w:val="ListParagraph"/>
+        <w:rPr>
+          <w:rFonts w:ascii="Cambria Math" w:hAnsi="Cambria Math"/>
+          <w:noProof/>
+          <w:sz w:val="28"/>
+        </w:rPr>
+      </w:pPr>
+    </w:p>
+    <w:bookmarkStart w:id="21" w:name="_MON_1760465071"/>
     <w:bookmarkEnd w:id="21"/>
     <w:p>
       <w:pPr>
@@ -2815,11 +2774,11 @@
           <w:noProof/>
           <w:sz w:val="28"/>
         </w:rPr>
-        <w:object w:dxaOrig="9360" w:dyaOrig="2221">
-          <v:shape id="_x0000_i1044" type="#_x0000_t75" style="width:468pt;height:111pt" o:ole="">
+        <w:object w:dxaOrig="9360" w:dyaOrig="1733">
+          <v:shape id="_x0000_i1046" type="#_x0000_t75" style="width:468pt;height:87pt" o:ole="">
             <v:imagedata r:id="rId72" o:title=""/>
           </v:shape>
-          <o:OLEObject Type="Embed" ProgID="Word.OpenDocumentText.12" ShapeID="_x0000_i1044" DrawAspect="Content" ObjectID="_1760962103" r:id="rId73"/>
+          <o:OLEObject Type="Embed" ProgID="Word.OpenDocumentText.12" ShapeID="_x0000_i1046" DrawAspect="Content" ObjectID="_1761061552" r:id="rId73"/>
         </w:object>
       </w:r>
       <w:r>
@@ -2835,10 +2794,10 @@
           <w:noProof/>
         </w:rPr>
         <w:drawing>
-          <wp:inline distT="0" distB="0" distL="0" distR="0" wp14:anchorId="1E5AA503" wp14:editId="16792A4D">
-            <wp:extent cx="3400425" cy="333375"/>
-            <wp:effectExtent l="0" t="0" r="9525" b="9525"/>
-            <wp:docPr id="28" name="Picture 28"/>
+          <wp:inline distT="0" distB="0" distL="0" distR="0" wp14:anchorId="5C938C1F" wp14:editId="23736E49">
+            <wp:extent cx="5181600" cy="609600"/>
+            <wp:effectExtent l="0" t="0" r="0" b="0"/>
+            <wp:docPr id="27" name="Picture 27"/>
             <wp:cNvGraphicFramePr>
               <a:graphicFrameLocks xmlns:a="http://schemas.openxmlformats.org/drawingml/2006/main" noChangeAspect="1"/>
             </wp:cNvGraphicFramePr>
@@ -2858,7 +2817,7 @@
                   <pic:spPr>
                     <a:xfrm>
                       <a:off x="0" y="0"/>
-                      <a:ext cx="3400425" cy="333375"/>
+                      <a:ext cx="5181600" cy="609600"/>
                     </a:xfrm>
                     <a:prstGeom prst="rect">
                       <a:avLst/>
@@ -2873,13 +2832,18 @@
     </w:p>
     <w:p>
       <w:pPr>
-        <w:pStyle w:val="ListParagraph"/>
-        <w:rPr>
-          <w:rFonts w:ascii="Cambria Math" w:hAnsi="Cambria Math"/>
-          <w:noProof/>
-          <w:sz w:val="28"/>
-        </w:rPr>
-      </w:pPr>
+        <w:rPr>
+          <w:rFonts w:ascii="Cambria Math" w:hAnsi="Cambria Math"/>
+          <w:noProof/>
+        </w:rPr>
+      </w:pPr>
+      <w:r>
+        <w:rPr>
+          <w:rFonts w:ascii="Cambria Math" w:hAnsi="Cambria Math"/>
+          <w:noProof/>
+        </w:rPr>
+        <w:br w:type="page"/>
+      </w:r>
     </w:p>
     <w:p>
       <w:pPr>
@@ -2900,20 +2864,21 @@
           <w:noProof/>
           <w:sz w:val="28"/>
         </w:rPr>
-        <w:t>Concatenate a tuple t2=(11,13,15) with t1.</w:t>
-      </w:r>
-    </w:p>
-    <w:p>
-      <w:pPr>
-        <w:pStyle w:val="ListParagraph"/>
-        <w:rPr>
-          <w:rFonts w:ascii="Cambria Math" w:hAnsi="Cambria Math"/>
-          <w:noProof/>
-          <w:sz w:val="28"/>
-        </w:rPr>
-      </w:pPr>
-    </w:p>
-    <w:bookmarkStart w:id="22" w:name="_MON_1760465505"/>
+        <w:lastRenderedPageBreak/>
+        <w:t>Print another tuple whose values are even numbers in the given tuple.</w:t>
+      </w:r>
+    </w:p>
+    <w:p>
+      <w:pPr>
+        <w:pStyle w:val="ListParagraph"/>
+        <w:rPr>
+          <w:rFonts w:ascii="Cambria Math" w:hAnsi="Cambria Math"/>
+          <w:noProof/>
+          <w:sz w:val="28"/>
+        </w:rPr>
+      </w:pPr>
+    </w:p>
+    <w:bookmarkStart w:id="22" w:name="_MON_1760465318"/>
     <w:bookmarkEnd w:id="22"/>
     <w:p>
       <w:pPr>
@@ -2921,31 +2886,38 @@
         <w:rPr>
           <w:rFonts w:ascii="Cambria Math" w:hAnsi="Cambria Math"/>
           <w:noProof/>
-          <w:sz w:val="28"/>
-        </w:rPr>
-      </w:pPr>
-      <w:r>
-        <w:rPr>
-          <w:rFonts w:ascii="Cambria Math" w:hAnsi="Cambria Math"/>
-          <w:noProof/>
-          <w:sz w:val="28"/>
-        </w:rPr>
-        <w:object w:dxaOrig="9360" w:dyaOrig="2709">
-          <v:shape id="_x0000_i1045" type="#_x0000_t75" style="width:468pt;height:135.75pt" o:ole="">
+        </w:rPr>
+      </w:pPr>
+      <w:r>
+        <w:rPr>
+          <w:rFonts w:ascii="Cambria Math" w:hAnsi="Cambria Math"/>
+          <w:noProof/>
+          <w:sz w:val="28"/>
+        </w:rPr>
+        <w:object w:dxaOrig="9360" w:dyaOrig="2221">
+          <v:shape id="_x0000_i1047" type="#_x0000_t75" style="width:468pt;height:111pt" o:ole="">
             <v:imagedata r:id="rId75" o:title=""/>
           </v:shape>
-          <o:OLEObject Type="Embed" ProgID="Word.OpenDocumentText.12" ShapeID="_x0000_i1045" DrawAspect="Content" ObjectID="_1760962104" r:id="rId76"/>
+          <o:OLEObject Type="Embed" ProgID="Word.OpenDocumentText.12" ShapeID="_x0000_i1047" DrawAspect="Content" ObjectID="_1761061553" r:id="rId76"/>
         </w:object>
       </w:r>
       <w:r>
         <w:rPr>
+          <w:rFonts w:ascii="Cambria Math" w:hAnsi="Cambria Math"/>
+          <w:noProof/>
+        </w:rPr>
+        <w:t xml:space="preserve"> </w:t>
+      </w:r>
+      <w:r>
+        <w:rPr>
+          <w:rFonts w:ascii="Cambria Math" w:hAnsi="Cambria Math"/>
           <w:noProof/>
         </w:rPr>
         <w:drawing>
-          <wp:inline distT="0" distB="0" distL="0" distR="0" wp14:anchorId="05461C3C" wp14:editId="72C61151">
-            <wp:extent cx="5943600" cy="573405"/>
-            <wp:effectExtent l="0" t="0" r="0" b="0"/>
-            <wp:docPr id="6" name="Picture 6"/>
+          <wp:inline distT="0" distB="0" distL="0" distR="0" wp14:anchorId="1E5AA503" wp14:editId="16792A4D">
+            <wp:extent cx="3400425" cy="333375"/>
+            <wp:effectExtent l="0" t="0" r="9525" b="9525"/>
+            <wp:docPr id="28" name="Picture 28"/>
             <wp:cNvGraphicFramePr>
               <a:graphicFrameLocks xmlns:a="http://schemas.openxmlformats.org/drawingml/2006/main" noChangeAspect="1"/>
             </wp:cNvGraphicFramePr>
@@ -2965,7 +2937,7 @@
                   <pic:spPr>
                     <a:xfrm>
                       <a:off x="0" y="0"/>
-                      <a:ext cx="5943600" cy="573405"/>
+                      <a:ext cx="3400425" cy="333375"/>
                     </a:xfrm>
                     <a:prstGeom prst="rect">
                       <a:avLst/>
@@ -3007,20 +2979,20 @@
           <w:noProof/>
           <w:sz w:val="28"/>
         </w:rPr>
-        <w:t>Return maximum and minimum value from this tuple</w:t>
-      </w:r>
-    </w:p>
-    <w:p>
-      <w:pPr>
-        <w:pStyle w:val="ListParagraph"/>
-        <w:rPr>
-          <w:rFonts w:ascii="Cambria Math" w:hAnsi="Cambria Math"/>
-          <w:noProof/>
-          <w:sz w:val="28"/>
-        </w:rPr>
-      </w:pPr>
-    </w:p>
-    <w:bookmarkStart w:id="23" w:name="_MON_1760465596"/>
+        <w:t>Concatenate a tuple t2=(11,13,15) with t1.</w:t>
+      </w:r>
+    </w:p>
+    <w:p>
+      <w:pPr>
+        <w:pStyle w:val="ListParagraph"/>
+        <w:rPr>
+          <w:rFonts w:ascii="Cambria Math" w:hAnsi="Cambria Math"/>
+          <w:noProof/>
+          <w:sz w:val="28"/>
+        </w:rPr>
+      </w:pPr>
+    </w:p>
+    <w:bookmarkStart w:id="23" w:name="_MON_1760465505"/>
     <w:bookmarkEnd w:id="23"/>
     <w:p>
       <w:pPr>
@@ -3028,38 +3000,31 @@
         <w:rPr>
           <w:rFonts w:ascii="Cambria Math" w:hAnsi="Cambria Math"/>
           <w:noProof/>
-        </w:rPr>
-      </w:pPr>
-      <w:r>
-        <w:rPr>
-          <w:rFonts w:ascii="Cambria Math" w:hAnsi="Cambria Math"/>
-          <w:noProof/>
-          <w:sz w:val="28"/>
-        </w:rPr>
-        <w:object w:dxaOrig="9360" w:dyaOrig="1976">
-          <v:shape id="_x0000_i1046" type="#_x0000_t75" style="width:468pt;height:99pt" o:ole="">
+          <w:sz w:val="28"/>
+        </w:rPr>
+      </w:pPr>
+      <w:r>
+        <w:rPr>
+          <w:rFonts w:ascii="Cambria Math" w:hAnsi="Cambria Math"/>
+          <w:noProof/>
+          <w:sz w:val="28"/>
+        </w:rPr>
+        <w:object w:dxaOrig="9360" w:dyaOrig="2709">
+          <v:shape id="_x0000_i1048" type="#_x0000_t75" style="width:468pt;height:135.75pt" o:ole="">
             <v:imagedata r:id="rId78" o:title=""/>
           </v:shape>
-          <o:OLEObject Type="Embed" ProgID="Word.OpenDocumentText.12" ShapeID="_x0000_i1046" DrawAspect="Content" ObjectID="_1760962105" r:id="rId79"/>
+          <o:OLEObject Type="Embed" ProgID="Word.OpenDocumentText.12" ShapeID="_x0000_i1048" DrawAspect="Content" ObjectID="_1761061554" r:id="rId79"/>
         </w:object>
       </w:r>
       <w:r>
         <w:rPr>
-          <w:rFonts w:ascii="Cambria Math" w:hAnsi="Cambria Math"/>
-          <w:noProof/>
-        </w:rPr>
-        <w:t xml:space="preserve"> </w:t>
-      </w:r>
-      <w:r>
-        <w:rPr>
-          <w:rFonts w:ascii="Cambria Math" w:hAnsi="Cambria Math"/>
           <w:noProof/>
         </w:rPr>
         <w:drawing>
-          <wp:inline distT="0" distB="0" distL="0" distR="0" wp14:anchorId="51FD4C1F" wp14:editId="7D5E3579">
-            <wp:extent cx="4105275" cy="514350"/>
-            <wp:effectExtent l="0" t="0" r="9525" b="0"/>
-            <wp:docPr id="30" name="Picture 30"/>
+          <wp:inline distT="0" distB="0" distL="0" distR="0" wp14:anchorId="3E2413F1" wp14:editId="606C6ACA">
+            <wp:extent cx="5943600" cy="570865"/>
+            <wp:effectExtent l="0" t="0" r="0" b="635"/>
+            <wp:docPr id="10" name="Picture 10"/>
             <wp:cNvGraphicFramePr>
               <a:graphicFrameLocks xmlns:a="http://schemas.openxmlformats.org/drawingml/2006/main" noChangeAspect="1"/>
             </wp:cNvGraphicFramePr>
@@ -3079,6 +3044,122 @@
                   <pic:spPr>
                     <a:xfrm>
                       <a:off x="0" y="0"/>
+                      <a:ext cx="5943600" cy="570865"/>
+                    </a:xfrm>
+                    <a:prstGeom prst="rect">
+                      <a:avLst/>
+                    </a:prstGeom>
+                  </pic:spPr>
+                </pic:pic>
+              </a:graphicData>
+            </a:graphic>
+          </wp:inline>
+        </w:drawing>
+      </w:r>
+      <w:bookmarkStart w:id="24" w:name="_GoBack"/>
+      <w:bookmarkEnd w:id="24"/>
+    </w:p>
+    <w:p>
+      <w:pPr>
+        <w:pStyle w:val="ListParagraph"/>
+        <w:rPr>
+          <w:rFonts w:ascii="Cambria Math" w:hAnsi="Cambria Math"/>
+          <w:noProof/>
+          <w:sz w:val="28"/>
+        </w:rPr>
+      </w:pPr>
+    </w:p>
+    <w:p>
+      <w:pPr>
+        <w:pStyle w:val="ListParagraph"/>
+        <w:numPr>
+          <w:ilvl w:val="0"/>
+          <w:numId w:val="6"/>
+        </w:numPr>
+        <w:rPr>
+          <w:rFonts w:ascii="Cambria Math" w:hAnsi="Cambria Math"/>
+          <w:noProof/>
+          <w:sz w:val="28"/>
+        </w:rPr>
+      </w:pPr>
+      <w:r>
+        <w:rPr>
+          <w:rFonts w:ascii="Cambria Math" w:hAnsi="Cambria Math"/>
+          <w:noProof/>
+          <w:sz w:val="28"/>
+        </w:rPr>
+        <w:t>Return maximum and minimum value from this tuple</w:t>
+      </w:r>
+    </w:p>
+    <w:p>
+      <w:pPr>
+        <w:pStyle w:val="ListParagraph"/>
+        <w:rPr>
+          <w:rFonts w:ascii="Cambria Math" w:hAnsi="Cambria Math"/>
+          <w:noProof/>
+          <w:sz w:val="28"/>
+        </w:rPr>
+      </w:pPr>
+    </w:p>
+    <w:bookmarkStart w:id="25" w:name="_MON_1760465596"/>
+    <w:bookmarkEnd w:id="25"/>
+    <w:p>
+      <w:pPr>
+        <w:pStyle w:val="ListParagraph"/>
+        <w:rPr>
+          <w:rFonts w:ascii="Cambria Math" w:hAnsi="Cambria Math"/>
+          <w:noProof/>
+        </w:rPr>
+      </w:pPr>
+      <w:r>
+        <w:rPr>
+          <w:rFonts w:ascii="Cambria Math" w:hAnsi="Cambria Math"/>
+          <w:noProof/>
+          <w:sz w:val="28"/>
+        </w:rPr>
+        <w:object w:dxaOrig="9360" w:dyaOrig="1976">
+          <v:shape id="_x0000_i1049" type="#_x0000_t75" style="width:468pt;height:99pt" o:ole="">
+            <v:imagedata r:id="rId81" o:title=""/>
+          </v:shape>
+          <o:OLEObject Type="Embed" ProgID="Word.OpenDocumentText.12" ShapeID="_x0000_i1049" DrawAspect="Content" ObjectID="_1761061555" r:id="rId82"/>
+        </w:object>
+      </w:r>
+      <w:r>
+        <w:rPr>
+          <w:rFonts w:ascii="Cambria Math" w:hAnsi="Cambria Math"/>
+          <w:noProof/>
+        </w:rPr>
+        <w:t xml:space="preserve"> </w:t>
+      </w:r>
+      <w:r>
+        <w:rPr>
+          <w:rFonts w:ascii="Cambria Math" w:hAnsi="Cambria Math"/>
+          <w:noProof/>
+        </w:rPr>
+        <w:drawing>
+          <wp:inline distT="0" distB="0" distL="0" distR="0" wp14:anchorId="51FD4C1F" wp14:editId="7D5E3579">
+            <wp:extent cx="4105275" cy="514350"/>
+            <wp:effectExtent l="0" t="0" r="9525" b="0"/>
+            <wp:docPr id="30" name="Picture 30"/>
+            <wp:cNvGraphicFramePr>
+              <a:graphicFrameLocks xmlns:a="http://schemas.openxmlformats.org/drawingml/2006/main" noChangeAspect="1"/>
+            </wp:cNvGraphicFramePr>
+            <a:graphic xmlns:a="http://schemas.openxmlformats.org/drawingml/2006/main">
+              <a:graphicData uri="http://schemas.openxmlformats.org/drawingml/2006/picture">
+                <pic:pic xmlns:pic="http://schemas.openxmlformats.org/drawingml/2006/picture">
+                  <pic:nvPicPr>
+                    <pic:cNvPr id="0" name=""/>
+                    <pic:cNvPicPr/>
+                  </pic:nvPicPr>
+                  <pic:blipFill>
+                    <a:blip r:embed="rId83"/>
+                    <a:stretch>
+                      <a:fillRect/>
+                    </a:stretch>
+                  </pic:blipFill>
+                  <pic:spPr>
+                    <a:xfrm>
+                      <a:off x="0" y="0"/>
                       <a:ext cx="4105275" cy="514350"/>
                     </a:xfrm>
                     <a:prstGeom prst="rect">
@@ -3124,11 +3205,9 @@
         <w:lastRenderedPageBreak/>
         <w:t>Q12. WAP to accept a name from a user. Raise and handle appropriate exception(s) if the text entered by the user contains digits and/or special characters.</w:t>
       </w:r>
-      <w:bookmarkStart w:id="24" w:name="_GoBack"/>
-      <w:bookmarkEnd w:id="24"/>
     </w:p>
     <w:sectPr>
-      <w:footerReference w:type="default" r:id="rId81"/>
+      <w:footerReference w:type="default" r:id="rId84"/>
       <w:pgSz w:w="12240" w:h="15840"/>
       <w:pgMar w:top="720" w:right="1440" w:bottom="720" w:left="1440" w:header="720" w:footer="720" w:gutter="0"/>
       <w:cols w:space="720"/>
